--- a/courseware/LP-Generative AI for Problem Solving.docx
+++ b/courseware/LP-Generative AI for Problem Solving.docx
@@ -1986,7 +1986,7 @@
                 <w:b w:val="0"/>
                 <w:sz w:val="19"/>
               </w:rPr>
-              <w:t>Day 1 recap and mandatory digital attendance (AM). Slides 17-88</w:t>
+              <w:t>Day 1 recap and mandatory digital attendance (AM). Slides 86-88</w:t>
             </w:r>
           </w:p>
         </w:tc>
